--- a/entregas/Arquitetura de Software 2/Lab Semana 07/entrega/Lab Semana 07 - Arquitetura de Software 2.docx
+++ b/entregas/Arquitetura de Software 2/Lab Semana 07/entrega/Lab Semana 07 - Arquitetura de Software 2.docx
@@ -604,6 +604,24 @@
           <w:b/>
           <w:bCs/>
           <w:color w:val="000000"/>
+          <w:sz w:val="30"/>
+          <w:szCs w:val="30"/>
+        </w:rPr>
+        <w:t xml:space="preserve">2. Atividade #1 — Análise de requisitos de negócio</w:t>
+      </w:r>
+    </w:p>
+    <w:p>
+      <w:pPr>
+        <w:spacing w:after="120" w:before="240" w:line="276" w:lineRule="auto"/>
+        <w:ind w:firstLine="0" w:start="0"/>
+        <w:jc w:val="start"/>
+      </w:pPr>
+      <w:r>
+        <w:rPr>
+          <w:rFonts w:ascii="Open Sans" w:hAnsi="Open Sans" w:cs="Open Sans" w:eastAsia="Open Sans"/>
+          <w:b/>
+          <w:bCs/>
+          <w:color w:val="000000"/>
           <w:sz w:val="26"/>
           <w:szCs w:val="26"/>
         </w:rPr>
@@ -2557,6 +2575,24 @@
           <w:bottom w:val="single" w:sz="6" w:space="1" w:color="CCCCCC"/>
         </w:pBdr>
       </w:pPr>
+    </w:p>
+    <w:p>
+      <w:pPr>
+        <w:spacing w:after="120" w:before="240" w:line="276" w:lineRule="auto"/>
+        <w:ind w:firstLine="0" w:start="0"/>
+        <w:jc w:val="start"/>
+      </w:pPr>
+      <w:r>
+        <w:rPr>
+          <w:rFonts w:ascii="Open Sans" w:hAnsi="Open Sans" w:cs="Open Sans" w:eastAsia="Open Sans"/>
+          <w:b/>
+          <w:bCs/>
+          <w:color w:val="000000"/>
+          <w:sz w:val="30"/>
+          <w:szCs w:val="30"/>
+        </w:rPr>
+        <w:t xml:space="preserve">3. Atividade #2 — Domínios e contextos delimitados</w:t>
+      </w:r>
     </w:p>
     <w:p>
       <w:pPr>
